--- a/SWP - PHÂN LUỒNG DỰ ÁN.docx
+++ b/SWP - PHÂN LUỒNG DỰ ÁN.docx
@@ -57,6 +57,12 @@
           <w:rFonts w:ascii="Times New Roman" w:hAnsi="Times New Roman" w:cs="Times New Roman"/>
         </w:rPr>
       </w:pPr>
+      <w:r>
+        <w:rPr>
+          <w:rFonts w:ascii="Times New Roman" w:hAnsi="Times New Roman" w:cs="Times New Roman"/>
+        </w:rPr>
+        <w:t>LÊ MINH TRIẾT</w:t>
+      </w:r>
     </w:p>
     <w:p>
       <w:pPr>
@@ -21449,7 +21455,7 @@
   <a:extraClrSchemeLst/>
   <a:extLst>
     <a:ext uri="{05A4C25C-085E-4340-85A3-A5531E510DB2}">
-      <thm15:themeFamily xmlns="" xmlns:thm15="http://schemas.microsoft.com/office/thememl/2012/main" name="Office Theme" id="{62F939B6-93AF-4DB8-9C6B-D6C7DFDC589F}" vid="{4A3C46E8-61CC-4603-A589-7422A47A8E4A}"/>
+      <thm15:themeFamily xmlns:thm15="http://schemas.microsoft.com/office/thememl/2012/main" xmlns="" name="Office Theme" id="{62F939B6-93AF-4DB8-9C6B-D6C7DFDC589F}" vid="{4A3C46E8-61CC-4603-A589-7422A47A8E4A}"/>
     </a:ext>
   </a:extLst>
 </a:theme>

--- a/SWP - PHÂN LUỒNG DỰ ÁN.docx
+++ b/SWP - PHÂN LUỒNG DỰ ÁN.docx
@@ -60,8 +60,15 @@
       <w:r>
         <w:rPr>
           <w:rFonts w:ascii="Times New Roman" w:hAnsi="Times New Roman" w:cs="Times New Roman"/>
+          <w:b/>
         </w:rPr>
         <w:t>LÊ MINH TRIẾT</w:t>
+      </w:r>
+      <w:r>
+        <w:rPr>
+          <w:rFonts w:ascii="Times New Roman" w:hAnsi="Times New Roman" w:cs="Times New Roman"/>
+        </w:rPr>
+        <w:t xml:space="preserve"> biên soạn</w:t>
       </w:r>
     </w:p>
     <w:p>
@@ -21455,7 +21462,7 @@
   <a:extraClrSchemeLst/>
   <a:extLst>
     <a:ext uri="{05A4C25C-085E-4340-85A3-A5531E510DB2}">
-      <thm15:themeFamily xmlns:thm15="http://schemas.microsoft.com/office/thememl/2012/main" xmlns="" name="Office Theme" id="{62F939B6-93AF-4DB8-9C6B-D6C7DFDC589F}" vid="{4A3C46E8-61CC-4603-A589-7422A47A8E4A}"/>
+      <thm15:themeFamily xmlns="" xmlns:thm15="http://schemas.microsoft.com/office/thememl/2012/main" name="Office Theme" id="{62F939B6-93AF-4DB8-9C6B-D6C7DFDC589F}" vid="{4A3C46E8-61CC-4603-A589-7422A47A8E4A}"/>
     </a:ext>
   </a:extLst>
 </a:theme>

--- a/SWP - PHÂN LUỒNG DỰ ÁN.docx
+++ b/SWP - PHÂN LUỒNG DỰ ÁN.docx
@@ -7605,15 +7605,17 @@
         <w:spacing w:before="100" w:beforeAutospacing="1" w:after="100" w:afterAutospacing="1" w:line="240" w:lineRule="auto"/>
         <w:rPr>
           <w:rFonts w:ascii="Times New Roman" w:eastAsia="Times New Roman" w:hAnsi="Times New Roman" w:cs="Times New Roman"/>
-          <w:sz w:val="24"/>
-          <w:szCs w:val="24"/>
-        </w:rPr>
-      </w:pPr>
-      <w:r>
-        <w:rPr>
-          <w:rFonts w:ascii="Times New Roman" w:eastAsia="Times New Roman" w:hAnsi="Times New Roman" w:cs="Times New Roman"/>
-          <w:b/>
-          <w:bCs/>
+          <w:color w:val="FF0000"/>
+          <w:sz w:val="24"/>
+          <w:szCs w:val="24"/>
+        </w:rPr>
+      </w:pPr>
+      <w:r>
+        <w:rPr>
+          <w:rFonts w:ascii="Times New Roman" w:eastAsia="Times New Roman" w:hAnsi="Times New Roman" w:cs="Times New Roman"/>
+          <w:b/>
+          <w:bCs/>
+          <w:color w:val="FF0000"/>
           <w:sz w:val="24"/>
           <w:szCs w:val="24"/>
         </w:rPr>
@@ -7622,6 +7624,7 @@
       <w:r>
         <w:rPr>
           <w:rFonts w:ascii="Times New Roman" w:eastAsia="Times New Roman" w:hAnsi="Times New Roman" w:cs="Times New Roman"/>
+          <w:color w:val="FF0000"/>
           <w:sz w:val="24"/>
           <w:szCs w:val="24"/>
         </w:rPr>
